--- a/중국어_대화문/8부_docx/8부_03화_빨간_펜.docx
+++ b/중국어_대화문/8부_docx/8부_03화_빨간_펜.docx
@@ -947,7 +947,7 @@
         <w:t>戴一帆:</w:t>
       </w:r>
       <w:r>
-        <w:t xml:space="preserve"> 十月十二日，早上七点十分，有人敲门。（语速很平，像在念登记本）两个人，一个出示证件，说请我“配合了解情况”，不是抓。没有文书，没有拘留证，也没有让我签字的东西。</w:t>
+        <w:t xml:space="preserve"> 十月十二日，早上七点十分，巷口停了两辆车。（语速很平，像在念登记本）有人出示证件，说请我们“协助调查”，不是抓。没有拘留证，也没有让我们签字的东西。</w:t>
       </w:r>
     </w:p>
     <w:p>
@@ -958,7 +958,7 @@
         <w:t>许朵朵:</w:t>
       </w:r>
       <w:r>
-        <w:t xml:space="preserve"> 我是同一天，在另一个小区。</w:t>
+        <w:t xml:space="preserve"> 我和他上的是同一辆车。</w:t>
       </w:r>
     </w:p>
     <w:p>
@@ -969,7 +969,7 @@
         <w:t>戴一帆:</w:t>
       </w:r>
       <w:r>
-        <w:t xml:space="preserve"> 我们被分开送到外地。一个宾馆，我住四层，窗子能开一指宽；手机放在前台，一星期能打一次电话，旁边有人坐着。他们不说这是什么，只叫“休养”。</w:t>
+        <w:t xml:space="preserve"> 半路就被分开，送到外地。一个宾馆，我住四层，窗子能开一指宽；手机放在前台，一星期能打一次电话，旁边有人坐着。他们不说这是什么，只叫“休养”。</w:t>
       </w:r>
     </w:p>
     <w:p>
@@ -1270,7 +1270,7 @@
     </w:p>
     <w:p>
       <w:r>
-        <w:t>(笔尖悬着。她想起二月二十五日检察官带来的检查记录，“通知送达”那一栏的下面，家属回复栏是空的，空白旁边有人用铅笔写了一行小字：“母亲问多久。我不会填。”字很轻，写字的人没有署名，检察官在边上盖了章。她把这一行从脑子里拿出来，放在台灯下面看了一会儿，没有抄进页边。)</w:t>
+        <w:t>(笔尖悬着。她想起一月二十八日那张家属通知书的回执联，家属意见栏里，哥哥用铅笔写了一行歪斜的字：“知道了。母亲问多久。我不会填。”母亲问的那一句，栏里没有人回答，旁边只有母亲按的一枚指印。她把这一行从脑子里拿出来，放在台灯下面看了一会儿，没有抄进页边。)</w:t>
       </w:r>
     </w:p>
     <w:p>
